--- a/docs/word/SMMMDE - FPSLLC Operating Agreement - Manager-Managed Single Member (Disregarded) - DRAFT.docx
+++ b/docs/word/SMMMDE - FPSLLC Operating Agreement - Manager-Managed Single Member (Disregarded) - DRAFT.docx
@@ -5,9 +5,8 @@
     <w:p>
       <w:pPr>
         <w:keepNext/>
-        <w:keepLines/>
-        <w:widowControl/>
-        <w:spacing w:before="240" w:after="0"/>
+        <w:widowControl/>
+        <w:spacing w:before="240" w:after="200"/>
         <w:jc w:val="center"/>
       </w:pPr>
       <w:r>
@@ -23,9 +22,8 @@
     <w:p>
       <w:pPr>
         <w:keepNext/>
-        <w:keepLines/>
-        <w:widowControl/>
-        <w:spacing w:before="240" w:after="0"/>
+        <w:widowControl/>
+        <w:spacing w:before="240" w:after="200"/>
         <w:jc w:val="center"/>
       </w:pPr>
       <w:r>
@@ -41,9 +39,8 @@
     <w:p>
       <w:pPr>
         <w:keepNext/>
-        <w:keepLines/>
-        <w:widowControl/>
-        <w:spacing w:before="240" w:after="0"/>
+        <w:widowControl/>
+        <w:spacing w:before="240" w:after="200"/>
         <w:jc w:val="center"/>
       </w:pPr>
       <w:r>
@@ -59,9 +56,8 @@
     <w:p>
       <w:pPr>
         <w:keepNext/>
-        <w:keepLines/>
-        <w:widowControl/>
-        <w:spacing w:before="240" w:after="0"/>
+        <w:widowControl/>
+        <w:spacing w:before="240" w:after="200"/>
         <w:jc w:val="center"/>
       </w:pPr>
       <w:r>
@@ -77,9 +73,8 @@
     <w:p>
       <w:pPr>
         <w:keepNext/>
-        <w:keepLines/>
-        <w:widowControl/>
-        <w:spacing w:before="0" w:after="0"/>
+        <w:widowControl/>
+        <w:spacing w:before="0" w:after="160"/>
         <w:jc w:val="center"/>
       </w:pPr>
       <w:r>
@@ -94,7 +89,6 @@
     </w:p>
     <w:p>
       <w:pPr>
-        <w:keepLines/>
         <w:widowControl/>
         <w:spacing w:after="160"/>
         <w:jc w:val="both"/>
@@ -128,9 +122,8 @@
     <w:p>
       <w:pPr>
         <w:keepNext/>
-        <w:keepLines/>
-        <w:widowControl/>
-        <w:spacing w:before="240" w:after="0"/>
+        <w:widowControl/>
+        <w:spacing w:before="240" w:after="200"/>
         <w:jc w:val="center"/>
       </w:pPr>
       <w:r>
@@ -145,7 +138,6 @@
     </w:p>
     <w:p>
       <w:pPr>
-        <w:keepLines/>
         <w:widowControl/>
         <w:spacing w:after="160"/>
         <w:jc w:val="both"/>
@@ -161,7 +153,6 @@
     </w:p>
     <w:p>
       <w:pPr>
-        <w:keepLines/>
         <w:widowControl/>
         <w:spacing w:after="160"/>
         <w:jc w:val="both"/>
@@ -194,7 +185,6 @@
     </w:p>
     <w:p>
       <w:pPr>
-        <w:keepLines/>
         <w:widowControl/>
         <w:spacing w:after="160"/>
         <w:jc w:val="both"/>
@@ -211,7 +201,6 @@
     <w:p>
       <w:pPr>
         <w:keepNext/>
-        <w:keepLines/>
         <w:widowControl/>
         <w:spacing w:after="160"/>
         <w:jc w:val="both"/>
@@ -228,9 +217,8 @@
     <w:p>
       <w:pPr>
         <w:keepNext/>
-        <w:keepLines/>
-        <w:widowControl/>
-        <w:spacing w:before="240" w:after="0"/>
+        <w:widowControl/>
+        <w:spacing w:before="240" w:after="200"/>
       </w:pPr>
       <w:r>
         <w:rPr>
@@ -244,7 +232,6 @@
     </w:p>
     <w:p>
       <w:pPr>
-        <w:keepLines/>
         <w:widowControl/>
         <w:spacing w:after="160"/>
         <w:jc w:val="both"/>
@@ -269,7 +256,6 @@
     </w:p>
     <w:p>
       <w:pPr>
-        <w:keepLines/>
         <w:widowControl/>
         <w:spacing w:after="160"/>
         <w:jc w:val="both"/>
@@ -311,7 +297,6 @@
     </w:p>
     <w:p>
       <w:pPr>
-        <w:keepLines/>
         <w:widowControl/>
         <w:spacing w:after="160"/>
         <w:jc w:val="both"/>
@@ -353,7 +338,6 @@
     </w:p>
     <w:p>
       <w:pPr>
-        <w:keepLines/>
         <w:widowControl/>
         <w:spacing w:after="160"/>
         <w:jc w:val="both"/>
@@ -378,7 +362,6 @@
     </w:p>
     <w:p>
       <w:pPr>
-        <w:keepLines/>
         <w:widowControl/>
         <w:spacing w:after="160"/>
         <w:jc w:val="both"/>
@@ -403,7 +386,6 @@
     </w:p>
     <w:p>
       <w:pPr>
-        <w:keepLines/>
         <w:widowControl/>
         <w:spacing w:after="160"/>
         <w:jc w:val="both"/>
@@ -428,7 +410,6 @@
     </w:p>
     <w:p>
       <w:pPr>
-        <w:keepLines/>
         <w:widowControl/>
         <w:spacing w:after="160"/>
         <w:jc w:val="both"/>
@@ -453,7 +434,6 @@
     </w:p>
     <w:p>
       <w:pPr>
-        <w:keepLines/>
         <w:widowControl/>
         <w:spacing w:after="160"/>
         <w:jc w:val="both"/>
@@ -478,7 +458,6 @@
     </w:p>
     <w:p>
       <w:pPr>
-        <w:keepLines/>
         <w:widowControl/>
         <w:spacing w:after="160"/>
         <w:jc w:val="both"/>
@@ -503,7 +482,6 @@
     </w:p>
     <w:p>
       <w:pPr>
-        <w:keepLines/>
         <w:widowControl/>
         <w:spacing w:after="160"/>
         <w:jc w:val="both"/>
@@ -528,7 +506,6 @@
     </w:p>
     <w:p>
       <w:pPr>
-        <w:keepLines/>
         <w:widowControl/>
         <w:spacing w:after="160"/>
         <w:jc w:val="both"/>
@@ -554,9 +531,8 @@
     <w:p>
       <w:pPr>
         <w:keepNext/>
-        <w:keepLines/>
-        <w:widowControl/>
-        <w:spacing w:before="240" w:after="0"/>
+        <w:widowControl/>
+        <w:spacing w:before="240" w:after="200"/>
       </w:pPr>
       <w:r>
         <w:rPr>
@@ -570,7 +546,6 @@
     </w:p>
     <w:p>
       <w:pPr>
-        <w:keepLines/>
         <w:widowControl/>
         <w:spacing w:after="160"/>
         <w:jc w:val="both"/>
@@ -595,7 +570,6 @@
     </w:p>
     <w:p>
       <w:pPr>
-        <w:keepLines/>
         <w:widowControl/>
         <w:spacing w:after="160"/>
         <w:jc w:val="both"/>
@@ -620,7 +594,6 @@
     </w:p>
     <w:p>
       <w:pPr>
-        <w:keepLines/>
         <w:widowControl/>
         <w:spacing w:after="160"/>
         <w:jc w:val="both"/>
@@ -645,7 +618,6 @@
     </w:p>
     <w:p>
       <w:pPr>
-        <w:keepLines/>
         <w:widowControl/>
         <w:spacing w:after="160"/>
         <w:jc w:val="both"/>
@@ -670,7 +642,6 @@
     </w:p>
     <w:p>
       <w:pPr>
-        <w:keepLines/>
         <w:widowControl/>
         <w:spacing w:after="160"/>
         <w:jc w:val="both"/>
@@ -695,7 +666,6 @@
     </w:p>
     <w:p>
       <w:pPr>
-        <w:keepLines/>
         <w:widowControl/>
         <w:spacing w:after="160"/>
         <w:jc w:val="both"/>
@@ -720,7 +690,6 @@
     </w:p>
     <w:p>
       <w:pPr>
-        <w:keepLines/>
         <w:widowControl/>
         <w:spacing w:after="160"/>
         <w:jc w:val="both"/>
@@ -745,7 +714,6 @@
     </w:p>
     <w:p>
       <w:pPr>
-        <w:keepLines/>
         <w:widowControl/>
         <w:spacing w:after="160"/>
         <w:jc w:val="both"/>
@@ -770,7 +738,6 @@
     </w:p>
     <w:p>
       <w:pPr>
-        <w:keepLines/>
         <w:widowControl/>
         <w:spacing w:after="160"/>
         <w:jc w:val="both"/>
@@ -795,7 +762,6 @@
     </w:p>
     <w:p>
       <w:pPr>
-        <w:keepLines/>
         <w:widowControl/>
         <w:spacing w:after="160"/>
         <w:jc w:val="both"/>
@@ -820,7 +786,6 @@
     </w:p>
     <w:p>
       <w:pPr>
-        <w:keepLines/>
         <w:widowControl/>
         <w:spacing w:after="160"/>
         <w:jc w:val="both"/>
@@ -862,7 +827,6 @@
     </w:p>
     <w:p>
       <w:pPr>
-        <w:keepLines/>
         <w:widowControl/>
         <w:spacing w:after="160"/>
         <w:jc w:val="both"/>
@@ -887,7 +851,6 @@
     </w:p>
     <w:p>
       <w:pPr>
-        <w:keepLines/>
         <w:widowControl/>
         <w:spacing w:after="160"/>
         <w:jc w:val="both"/>
@@ -912,7 +875,6 @@
     </w:p>
     <w:p>
       <w:pPr>
-        <w:keepLines/>
         <w:widowControl/>
         <w:spacing w:after="160"/>
         <w:jc w:val="both"/>
@@ -937,7 +899,6 @@
     </w:p>
     <w:p>
       <w:pPr>
-        <w:keepLines/>
         <w:widowControl/>
         <w:spacing w:after="160"/>
         <w:jc w:val="both"/>
@@ -963,9 +924,8 @@
     <w:p>
       <w:pPr>
         <w:keepNext/>
-        <w:keepLines/>
-        <w:widowControl/>
-        <w:spacing w:before="240" w:after="0"/>
+        <w:widowControl/>
+        <w:spacing w:before="240" w:after="200"/>
       </w:pPr>
       <w:r>
         <w:rPr>
@@ -979,7 +939,6 @@
     </w:p>
     <w:p>
       <w:pPr>
-        <w:keepLines/>
         <w:widowControl/>
         <w:spacing w:after="160"/>
         <w:jc w:val="both"/>
@@ -1005,7 +964,6 @@
     <w:p>
       <w:pPr>
         <w:keepNext/>
-        <w:keepLines/>
         <w:widowControl/>
         <w:spacing w:after="160"/>
         <w:jc w:val="both"/>
@@ -1030,7 +988,6 @@
     </w:p>
     <w:p>
       <w:pPr>
-        <w:keepLines/>
         <w:widowControl/>
         <w:spacing w:after="160"/>
         <w:jc w:val="both"/>
@@ -1046,7 +1003,6 @@
     </w:p>
     <w:p>
       <w:pPr>
-        <w:keepLines/>
         <w:widowControl/>
         <w:spacing w:after="160"/>
         <w:jc w:val="both"/>
@@ -1062,7 +1018,6 @@
     </w:p>
     <w:p>
       <w:pPr>
-        <w:keepLines/>
         <w:widowControl/>
         <w:spacing w:after="160"/>
         <w:jc w:val="both"/>
@@ -1095,7 +1050,6 @@
     </w:p>
     <w:p>
       <w:pPr>
-        <w:keepLines/>
         <w:widowControl/>
         <w:spacing w:after="160"/>
         <w:jc w:val="both"/>
@@ -1112,7 +1066,6 @@
     <w:p>
       <w:pPr>
         <w:keepNext/>
-        <w:keepLines/>
         <w:widowControl/>
         <w:spacing w:after="160"/>
         <w:jc w:val="both"/>
@@ -1137,7 +1090,6 @@
     </w:p>
     <w:p>
       <w:pPr>
-        <w:keepLines/>
         <w:widowControl/>
         <w:spacing w:after="160"/>
         <w:jc w:val="both"/>
@@ -1153,7 +1105,6 @@
     </w:p>
     <w:p>
       <w:pPr>
-        <w:keepLines/>
         <w:widowControl/>
         <w:spacing w:after="160"/>
         <w:jc w:val="both"/>
@@ -1169,7 +1120,6 @@
     </w:p>
     <w:p>
       <w:pPr>
-        <w:keepLines/>
         <w:widowControl/>
         <w:spacing w:after="160"/>
         <w:jc w:val="both"/>
@@ -1185,7 +1135,6 @@
     </w:p>
     <w:p>
       <w:pPr>
-        <w:keepLines/>
         <w:widowControl/>
         <w:spacing w:after="160"/>
         <w:jc w:val="both"/>
@@ -1201,7 +1150,6 @@
     </w:p>
     <w:p>
       <w:pPr>
-        <w:keepLines/>
         <w:widowControl/>
         <w:spacing w:after="160"/>
         <w:jc w:val="both"/>
@@ -1226,7 +1174,6 @@
     </w:p>
     <w:p>
       <w:pPr>
-        <w:keepLines/>
         <w:widowControl/>
         <w:spacing w:after="160"/>
         <w:jc w:val="both"/>
@@ -1251,7 +1198,6 @@
     </w:p>
     <w:p>
       <w:pPr>
-        <w:keepLines/>
         <w:widowControl/>
         <w:spacing w:after="160"/>
         <w:jc w:val="both"/>
@@ -1268,7 +1214,6 @@
     </w:p>
     <w:p>
       <w:pPr>
-        <w:keepLines/>
         <w:widowControl/>
         <w:spacing w:after="160"/>
         <w:jc w:val="both"/>
@@ -1301,7 +1246,6 @@
     </w:p>
     <w:p>
       <w:pPr>
-        <w:keepLines/>
         <w:widowControl/>
         <w:spacing w:after="160"/>
         <w:jc w:val="both"/>
@@ -1334,7 +1278,6 @@
     </w:p>
     <w:p>
       <w:pPr>
-        <w:keepLines/>
         <w:widowControl/>
         <w:spacing w:after="160"/>
         <w:jc w:val="both"/>
@@ -1368,9 +1311,8 @@
     <w:p>
       <w:pPr>
         <w:keepNext/>
-        <w:keepLines/>
-        <w:widowControl/>
-        <w:spacing w:before="240" w:after="0"/>
+        <w:widowControl/>
+        <w:spacing w:before="240" w:after="200"/>
       </w:pPr>
       <w:r>
         <w:rPr>
@@ -1384,7 +1326,6 @@
     </w:p>
     <w:p>
       <w:pPr>
-        <w:keepLines/>
         <w:widowControl/>
         <w:spacing w:after="160"/>
         <w:jc w:val="both"/>
@@ -1409,7 +1350,6 @@
     </w:p>
     <w:p>
       <w:pPr>
-        <w:keepLines/>
         <w:widowControl/>
         <w:spacing w:after="160"/>
         <w:jc w:val="both"/>
@@ -1434,7 +1374,6 @@
     </w:p>
     <w:p>
       <w:pPr>
-        <w:keepLines/>
         <w:widowControl/>
         <w:spacing w:after="160"/>
         <w:jc w:val="both"/>
@@ -1459,7 +1398,6 @@
     </w:p>
     <w:p>
       <w:pPr>
-        <w:keepLines/>
         <w:widowControl/>
         <w:spacing w:after="160"/>
         <w:jc w:val="both"/>
@@ -1484,7 +1422,6 @@
     </w:p>
     <w:p>
       <w:pPr>
-        <w:keepLines/>
         <w:widowControl/>
         <w:spacing w:after="160"/>
         <w:jc w:val="both"/>
@@ -1509,7 +1446,6 @@
     </w:p>
     <w:p>
       <w:pPr>
-        <w:keepLines/>
         <w:widowControl/>
         <w:spacing w:after="160"/>
         <w:jc w:val="both"/>
@@ -1534,7 +1470,6 @@
     </w:p>
     <w:p>
       <w:pPr>
-        <w:keepLines/>
         <w:widowControl/>
         <w:spacing w:after="160"/>
         <w:jc w:val="both"/>
@@ -1560,9 +1495,8 @@
     <w:p>
       <w:pPr>
         <w:keepNext/>
-        <w:keepLines/>
-        <w:widowControl/>
-        <w:spacing w:before="240" w:after="0"/>
+        <w:widowControl/>
+        <w:spacing w:before="240" w:after="200"/>
       </w:pPr>
       <w:r>
         <w:rPr>
@@ -1576,7 +1510,6 @@
     </w:p>
     <w:p>
       <w:pPr>
-        <w:keepLines/>
         <w:widowControl/>
         <w:spacing w:after="160"/>
         <w:jc w:val="both"/>
@@ -1618,7 +1551,6 @@
     </w:p>
     <w:p>
       <w:pPr>
-        <w:keepLines/>
         <w:widowControl/>
         <w:spacing w:after="160"/>
         <w:jc w:val="both"/>
@@ -1660,7 +1592,6 @@
     </w:p>
     <w:p>
       <w:pPr>
-        <w:keepLines/>
         <w:widowControl/>
         <w:spacing w:after="160"/>
         <w:jc w:val="both"/>
@@ -1686,7 +1617,6 @@
     <w:p>
       <w:pPr>
         <w:keepNext/>
-        <w:keepLines/>
         <w:widowControl/>
         <w:spacing w:after="160"/>
         <w:jc w:val="both"/>
@@ -1711,7 +1641,6 @@
     </w:p>
     <w:p>
       <w:pPr>
-        <w:keepLines/>
         <w:widowControl/>
         <w:spacing w:after="160"/>
         <w:jc w:val="both"/>
@@ -1727,7 +1656,6 @@
     </w:p>
     <w:p>
       <w:pPr>
-        <w:keepLines/>
         <w:widowControl/>
         <w:spacing w:after="160"/>
         <w:jc w:val="both"/>
@@ -1743,7 +1671,6 @@
     </w:p>
     <w:p>
       <w:pPr>
-        <w:keepLines/>
         <w:widowControl/>
         <w:spacing w:after="160"/>
         <w:jc w:val="both"/>
@@ -1759,7 +1686,6 @@
     </w:p>
     <w:p>
       <w:pPr>
-        <w:keepLines/>
         <w:widowControl/>
         <w:spacing w:after="160"/>
         <w:jc w:val="both"/>
@@ -1784,7 +1710,6 @@
     </w:p>
     <w:p>
       <w:pPr>
-        <w:keepLines/>
         <w:widowControl/>
         <w:spacing w:after="160"/>
         <w:jc w:val="both"/>
@@ -1826,7 +1751,6 @@
     </w:p>
     <w:p>
       <w:pPr>
-        <w:keepLines/>
         <w:widowControl/>
         <w:spacing w:after="160"/>
         <w:jc w:val="both"/>
@@ -1851,7 +1775,6 @@
     </w:p>
     <w:p>
       <w:pPr>
-        <w:keepLines/>
         <w:widowControl/>
         <w:spacing w:after="160"/>
         <w:jc w:val="both"/>
@@ -1877,9 +1800,8 @@
     <w:p>
       <w:pPr>
         <w:keepNext/>
-        <w:keepLines/>
-        <w:widowControl/>
-        <w:spacing w:before="240" w:after="0"/>
+        <w:widowControl/>
+        <w:spacing w:before="240" w:after="200"/>
       </w:pPr>
       <w:r>
         <w:rPr>
@@ -1893,7 +1815,6 @@
     </w:p>
     <w:p>
       <w:pPr>
-        <w:keepLines/>
         <w:widowControl/>
         <w:spacing w:after="160"/>
         <w:jc w:val="both"/>
@@ -1918,7 +1839,6 @@
     </w:p>
     <w:p>
       <w:pPr>
-        <w:keepLines/>
         <w:widowControl/>
         <w:spacing w:after="160"/>
         <w:jc w:val="both"/>
@@ -1943,7 +1863,6 @@
     </w:p>
     <w:p>
       <w:pPr>
-        <w:keepLines/>
         <w:widowControl/>
         <w:spacing w:after="160"/>
         <w:jc w:val="both"/>
@@ -1968,7 +1887,6 @@
     </w:p>
     <w:p>
       <w:pPr>
-        <w:keepLines/>
         <w:widowControl/>
         <w:spacing w:after="160"/>
         <w:jc w:val="both"/>
@@ -1993,7 +1911,6 @@
     </w:p>
     <w:p>
       <w:pPr>
-        <w:keepLines/>
         <w:widowControl/>
         <w:spacing w:after="160"/>
         <w:jc w:val="both"/>
@@ -2019,9 +1936,8 @@
     <w:p>
       <w:pPr>
         <w:keepNext/>
-        <w:keepLines/>
-        <w:widowControl/>
-        <w:spacing w:before="240" w:after="0"/>
+        <w:widowControl/>
+        <w:spacing w:before="240" w:after="200"/>
       </w:pPr>
       <w:r>
         <w:rPr>
@@ -2035,7 +1951,6 @@
     </w:p>
     <w:p>
       <w:pPr>
-        <w:keepLines/>
         <w:widowControl/>
         <w:spacing w:after="160"/>
         <w:jc w:val="both"/>
@@ -2060,7 +1975,6 @@
     </w:p>
     <w:p>
       <w:pPr>
-        <w:keepLines/>
         <w:widowControl/>
         <w:spacing w:after="160"/>
         <w:jc w:val="both"/>
@@ -2103,9 +2017,8 @@
     <w:p>
       <w:pPr>
         <w:keepNext/>
-        <w:keepLines/>
-        <w:widowControl/>
-        <w:spacing w:before="240" w:after="0"/>
+        <w:widowControl/>
+        <w:spacing w:before="240" w:after="200"/>
       </w:pPr>
       <w:r>
         <w:rPr>
@@ -2119,7 +2032,6 @@
     </w:p>
     <w:p>
       <w:pPr>
-        <w:keepLines/>
         <w:widowControl/>
         <w:spacing w:after="160"/>
         <w:jc w:val="both"/>
@@ -2145,7 +2057,6 @@
     <w:p>
       <w:pPr>
         <w:keepNext/>
-        <w:keepLines/>
         <w:widowControl/>
         <w:spacing w:after="160"/>
         <w:jc w:val="both"/>
@@ -2187,7 +2098,6 @@
     </w:p>
     <w:p>
       <w:pPr>
-        <w:keepLines/>
         <w:widowControl/>
         <w:spacing w:after="160"/>
         <w:jc w:val="both"/>
@@ -2203,7 +2113,6 @@
     </w:p>
     <w:p>
       <w:pPr>
-        <w:keepLines/>
         <w:widowControl/>
         <w:spacing w:after="160"/>
         <w:jc w:val="both"/>
@@ -2219,7 +2128,6 @@
     </w:p>
     <w:p>
       <w:pPr>
-        <w:keepLines/>
         <w:widowControl/>
         <w:spacing w:after="160"/>
         <w:jc w:val="both"/>
@@ -2235,7 +2143,6 @@
     </w:p>
     <w:p>
       <w:pPr>
-        <w:keepLines/>
         <w:widowControl/>
         <w:spacing w:after="160"/>
         <w:jc w:val="both"/>
@@ -2251,7 +2158,6 @@
     </w:p>
     <w:p>
       <w:pPr>
-        <w:keepLines/>
         <w:widowControl/>
         <w:spacing w:after="160"/>
         <w:jc w:val="both"/>
@@ -2276,7 +2182,6 @@
     </w:p>
     <w:p>
       <w:pPr>
-        <w:keepLines/>
         <w:widowControl/>
         <w:spacing w:after="160"/>
         <w:jc w:val="both"/>
@@ -2301,7 +2206,6 @@
     </w:p>
     <w:p>
       <w:pPr>
-        <w:keepLines/>
         <w:widowControl/>
         <w:spacing w:after="160"/>
         <w:jc w:val="both"/>
@@ -2318,7 +2222,6 @@
     </w:p>
     <w:p>
       <w:pPr>
-        <w:keepLines/>
         <w:widowControl/>
         <w:spacing w:after="160"/>
         <w:jc w:val="both"/>
@@ -2351,7 +2254,6 @@
     </w:p>
     <w:p>
       <w:pPr>
-        <w:keepLines/>
         <w:widowControl/>
         <w:spacing w:after="160"/>
         <w:jc w:val="both"/>
@@ -2384,7 +2286,6 @@
     </w:p>
     <w:p>
       <w:pPr>
-        <w:keepLines/>
         <w:widowControl/>
         <w:spacing w:after="160"/>
         <w:jc w:val="both"/>
@@ -2417,7 +2318,6 @@
     </w:p>
     <w:p>
       <w:pPr>
-        <w:keepLines/>
         <w:widowControl/>
         <w:spacing w:after="160"/>
         <w:jc w:val="both"/>
@@ -2450,7 +2350,6 @@
     </w:p>
     <w:p>
       <w:pPr>
-        <w:keepLines/>
         <w:widowControl/>
         <w:spacing w:after="160"/>
         <w:jc w:val="both"/>
@@ -2476,9 +2375,8 @@
     <w:p>
       <w:pPr>
         <w:keepNext/>
-        <w:keepLines/>
-        <w:widowControl/>
-        <w:spacing w:before="240" w:after="0"/>
+        <w:widowControl/>
+        <w:spacing w:before="240" w:after="200"/>
       </w:pPr>
       <w:r>
         <w:rPr>
@@ -2492,7 +2390,6 @@
     </w:p>
     <w:p>
       <w:pPr>
-        <w:keepLines/>
         <w:widowControl/>
         <w:spacing w:after="160"/>
         <w:jc w:val="both"/>
@@ -2517,7 +2414,6 @@
     </w:p>
     <w:p>
       <w:pPr>
-        <w:keepLines/>
         <w:widowControl/>
         <w:spacing w:after="160"/>
         <w:jc w:val="both"/>
@@ -2542,7 +2438,6 @@
     </w:p>
     <w:p>
       <w:pPr>
-        <w:keepLines/>
         <w:widowControl/>
         <w:spacing w:after="160"/>
         <w:jc w:val="both"/>
@@ -2568,9 +2463,8 @@
     <w:p>
       <w:pPr>
         <w:keepNext/>
-        <w:keepLines/>
-        <w:widowControl/>
-        <w:spacing w:before="240" w:after="0"/>
+        <w:widowControl/>
+        <w:spacing w:before="240" w:after="200"/>
       </w:pPr>
       <w:r>
         <w:rPr>
@@ -2584,7 +2478,6 @@
     </w:p>
     <w:p>
       <w:pPr>
-        <w:keepLines/>
         <w:widowControl/>
         <w:spacing w:after="160"/>
         <w:jc w:val="both"/>
@@ -2609,7 +2502,6 @@
     </w:p>
     <w:p>
       <w:pPr>
-        <w:keepLines/>
         <w:widowControl/>
         <w:spacing w:after="160"/>
         <w:jc w:val="both"/>
@@ -2634,7 +2526,6 @@
     </w:p>
     <w:p>
       <w:pPr>
-        <w:keepLines/>
         <w:widowControl/>
         <w:spacing w:after="160"/>
         <w:jc w:val="both"/>
@@ -2660,9 +2551,8 @@
     <w:p>
       <w:pPr>
         <w:keepNext/>
-        <w:keepLines/>
-        <w:widowControl/>
-        <w:spacing w:before="240" w:after="0"/>
+        <w:widowControl/>
+        <w:spacing w:before="240" w:after="200"/>
       </w:pPr>
       <w:r>
         <w:rPr>
@@ -2676,7 +2566,6 @@
     </w:p>
     <w:p>
       <w:pPr>
-        <w:keepLines/>
         <w:widowControl/>
         <w:spacing w:after="160"/>
         <w:jc w:val="both"/>
@@ -2701,7 +2590,6 @@
     </w:p>
     <w:p>
       <w:pPr>
-        <w:keepLines/>
         <w:widowControl/>
         <w:spacing w:after="160"/>
         <w:jc w:val="both"/>
@@ -2726,7 +2614,6 @@
     </w:p>
     <w:p>
       <w:pPr>
-        <w:keepLines/>
         <w:widowControl/>
         <w:spacing w:after="160"/>
         <w:jc w:val="both"/>
@@ -2751,7 +2638,6 @@
     </w:p>
     <w:p>
       <w:pPr>
-        <w:keepLines/>
         <w:widowControl/>
         <w:spacing w:after="160"/>
         <w:jc w:val="both"/>
@@ -2776,7 +2662,6 @@
     </w:p>
     <w:p>
       <w:pPr>
-        <w:keepLines/>
         <w:widowControl/>
         <w:spacing w:after="160"/>
         <w:jc w:val="both"/>
@@ -2802,9 +2687,8 @@
     <w:p>
       <w:pPr>
         <w:keepNext/>
-        <w:keepLines/>
-        <w:widowControl/>
-        <w:spacing w:before="240" w:after="0"/>
+        <w:widowControl/>
+        <w:spacing w:before="240" w:after="200"/>
       </w:pPr>
       <w:r>
         <w:rPr>
@@ -2818,7 +2702,6 @@
     </w:p>
     <w:p>
       <w:pPr>
-        <w:keepLines/>
         <w:widowControl/>
         <w:spacing w:after="160"/>
         <w:jc w:val="both"/>
@@ -2843,7 +2726,6 @@
     </w:p>
     <w:p>
       <w:pPr>
-        <w:keepLines/>
         <w:widowControl/>
         <w:spacing w:after="160"/>
         <w:jc w:val="both"/>
@@ -2869,9 +2751,8 @@
     <w:p>
       <w:pPr>
         <w:keepNext/>
-        <w:keepLines/>
-        <w:widowControl/>
-        <w:spacing w:before="240" w:after="0"/>
+        <w:widowControl/>
+        <w:spacing w:before="240" w:after="200"/>
       </w:pPr>
       <w:r>
         <w:rPr>
@@ -2885,7 +2766,6 @@
     </w:p>
     <w:p>
       <w:pPr>
-        <w:keepLines/>
         <w:widowControl/>
         <w:spacing w:after="160"/>
         <w:jc w:val="both"/>
@@ -2910,7 +2790,6 @@
     </w:p>
     <w:p>
       <w:pPr>
-        <w:keepLines/>
         <w:widowControl/>
         <w:spacing w:after="160"/>
         <w:jc w:val="both"/>
@@ -2935,7 +2814,6 @@
     </w:p>
     <w:p>
       <w:pPr>
-        <w:keepLines/>
         <w:widowControl/>
         <w:spacing w:after="160"/>
         <w:jc w:val="both"/>
@@ -2960,7 +2838,6 @@
     </w:p>
     <w:p>
       <w:pPr>
-        <w:keepLines/>
         <w:widowControl/>
         <w:spacing w:after="160"/>
         <w:jc w:val="both"/>
@@ -2985,7 +2862,6 @@
     </w:p>
     <w:p>
       <w:pPr>
-        <w:keepLines/>
         <w:widowControl/>
         <w:spacing w:after="160"/>
         <w:jc w:val="both"/>
@@ -3010,7 +2886,6 @@
     </w:p>
     <w:p>
       <w:pPr>
-        <w:keepLines/>
         <w:widowControl/>
         <w:spacing w:after="160"/>
         <w:jc w:val="both"/>
@@ -3035,7 +2910,6 @@
     </w:p>
     <w:p>
       <w:pPr>
-        <w:keepLines/>
         <w:widowControl/>
         <w:spacing w:after="160"/>
         <w:jc w:val="both"/>
@@ -3060,7 +2934,6 @@
     </w:p>
     <w:p>
       <w:pPr>
-        <w:keepLines/>
         <w:widowControl/>
         <w:spacing w:after="160"/>
         <w:jc w:val="both"/>
@@ -3085,7 +2958,6 @@
     </w:p>
     <w:p>
       <w:pPr>
-        <w:keepLines/>
         <w:widowControl/>
         <w:spacing w:after="160"/>
         <w:jc w:val="both"/>
@@ -3110,7 +2982,6 @@
     </w:p>
     <w:p>
       <w:pPr>
-        <w:keepLines/>
         <w:widowControl/>
         <w:spacing w:after="160"/>
         <w:jc w:val="both"/>
@@ -3134,16 +3005,11 @@
       </w:r>
     </w:p>
     <w:p>
-      <w:r>
-        <w:br w:type="page"/>
-      </w:r>
-    </w:p>
-    <w:p>
-      <w:pPr>
+      <w:pPr>
+        <w:pageBreakBefore/>
         <w:keepNext/>
-        <w:keepLines/>
-        <w:widowControl/>
-        <w:spacing w:before="240" w:after="0"/>
+        <w:widowControl/>
+        <w:spacing w:before="240" w:after="200"/>
       </w:pPr>
       <w:r>
         <w:rPr>
@@ -3157,7 +3023,6 @@
     </w:p>
     <w:p>
       <w:pPr>
-        <w:keepLines/>
         <w:widowControl/>
         <w:spacing w:after="160"/>
         <w:jc w:val="both"/>
@@ -3174,7 +3039,6 @@
     <w:p>
       <w:pPr>
         <w:keepNext/>
-        <w:keepLines/>
         <w:widowControl/>
         <w:spacing w:after="160"/>
         <w:jc w:val="both"/>
@@ -3191,7 +3055,6 @@
     </w:p>
     <w:p>
       <w:pPr>
-        <w:keepLines/>
         <w:widowControl/>
         <w:spacing w:after="160"/>
         <w:jc w:val="both"/>
@@ -3207,7 +3070,6 @@
     </w:p>
     <w:p>
       <w:pPr>
-        <w:keepLines/>
         <w:widowControl/>
         <w:spacing w:after="160"/>
         <w:jc w:val="both"/>
@@ -3224,7 +3086,6 @@
     <w:p>
       <w:pPr>
         <w:keepNext/>
-        <w:keepLines/>
         <w:widowControl/>
         <w:spacing w:after="160"/>
         <w:jc w:val="both"/>
@@ -3241,7 +3102,6 @@
     </w:p>
     <w:p>
       <w:pPr>
-        <w:keepLines/>
         <w:widowControl/>
         <w:spacing w:after="160"/>
         <w:jc w:val="both"/>
@@ -3256,16 +3116,11 @@
       </w:r>
     </w:p>
     <w:p>
-      <w:r>
-        <w:br w:type="page"/>
-      </w:r>
-    </w:p>
-    <w:p>
-      <w:pPr>
+      <w:pPr>
+        <w:pageBreakBefore/>
         <w:keepNext/>
-        <w:keepLines/>
-        <w:widowControl/>
-        <w:spacing w:before="240" w:after="0"/>
+        <w:widowControl/>
+        <w:spacing w:before="240" w:after="200"/>
       </w:pPr>
       <w:r>
         <w:rPr>
@@ -3279,7 +3134,6 @@
     </w:p>
     <w:p>
       <w:pPr>
-        <w:keepLines/>
         <w:widowControl/>
         <w:spacing w:after="160"/>
         <w:jc w:val="both"/>
@@ -3667,7 +3521,6 @@
     </w:tbl>
     <w:p>
       <w:pPr>
-        <w:keepLines/>
         <w:widowControl/>
         <w:spacing w:after="160"/>
       </w:pPr>
@@ -3681,7 +3534,6 @@
     <w:p>
       <w:pPr>
         <w:keepNext/>
-        <w:keepLines/>
         <w:widowControl/>
         <w:spacing w:after="160"/>
         <w:jc w:val="both"/>
@@ -3698,7 +3550,6 @@
     </w:p>
     <w:p>
       <w:pPr>
-        <w:keepLines/>
         <w:widowControl/>
         <w:spacing w:after="160"/>
         <w:jc w:val="both"/>
@@ -3730,16 +3581,11 @@
       </w:r>
     </w:p>
     <w:p>
-      <w:r>
-        <w:br w:type="page"/>
-      </w:r>
-    </w:p>
-    <w:p>
-      <w:pPr>
+      <w:pPr>
+        <w:pageBreakBefore/>
         <w:keepNext/>
-        <w:keepLines/>
-        <w:widowControl/>
-        <w:spacing w:before="240" w:after="0"/>
+        <w:widowControl/>
+        <w:spacing w:before="240" w:after="200"/>
       </w:pPr>
       <w:r>
         <w:rPr>
@@ -3754,7 +3600,6 @@
     <w:p>
       <w:pPr>
         <w:keepNext/>
-        <w:keepLines/>
         <w:widowControl/>
         <w:spacing w:after="160"/>
         <w:jc w:val="both"/>
@@ -3771,7 +3616,6 @@
     </w:p>
     <w:p>
       <w:pPr>
-        <w:keepLines/>
         <w:widowControl/>
         <w:spacing w:after="160"/>
         <w:jc w:val="both"/>
@@ -4265,7 +4109,6 @@
     </w:tbl>
     <w:p>
       <w:pPr>
-        <w:keepLines/>
         <w:widowControl/>
         <w:spacing w:after="160"/>
       </w:pPr>
@@ -4279,7 +4122,6 @@
     <w:p>
       <w:pPr>
         <w:keepNext/>
-        <w:keepLines/>
         <w:widowControl/>
         <w:spacing w:after="160"/>
         <w:jc w:val="both"/>
@@ -4296,7 +4138,6 @@
     </w:p>
     <w:p>
       <w:pPr>
-        <w:keepLines/>
         <w:widowControl/>
         <w:spacing w:after="160"/>
         <w:jc w:val="both"/>
@@ -4312,7 +4153,6 @@
     </w:p>
     <w:p>
       <w:pPr>
-        <w:keepLines/>
         <w:widowControl/>
         <w:spacing w:after="160"/>
         <w:jc w:val="both"/>
@@ -4327,16 +4167,11 @@
       </w:r>
     </w:p>
     <w:p>
-      <w:r>
-        <w:br w:type="page"/>
-      </w:r>
-    </w:p>
-    <w:p>
-      <w:pPr>
+      <w:pPr>
+        <w:pageBreakBefore/>
         <w:keepNext/>
-        <w:keepLines/>
-        <w:widowControl/>
-        <w:spacing w:before="240" w:after="0"/>
+        <w:widowControl/>
+        <w:spacing w:before="240" w:after="200"/>
       </w:pPr>
       <w:r>
         <w:rPr>
@@ -4350,7 +4185,6 @@
     </w:p>
     <w:p>
       <w:pPr>
-        <w:keepLines/>
         <w:widowControl/>
         <w:spacing w:after="160"/>
         <w:jc w:val="both"/>
@@ -5006,20 +4840,18 @@
     </w:tbl>
     <w:p>
       <w:pPr>
-        <w:keepLines/>
-        <w:widowControl/>
-        <w:spacing w:after="160"/>
-      </w:pPr>
-      <w:r>
-        <w:rPr>
-          <w:rFonts w:ascii="Times New Roman" w:hAnsi="Times New Roman"/>
-          <w:sz w:val="24"/>
-        </w:rPr>
-      </w:r>
-    </w:p>
-    <w:p>
-      <w:pPr>
-        <w:keepLines/>
+        <w:widowControl/>
+        <w:spacing w:after="160"/>
+      </w:pPr>
+      <w:r>
+        <w:rPr>
+          <w:rFonts w:ascii="Times New Roman" w:hAnsi="Times New Roman"/>
+          <w:sz w:val="24"/>
+        </w:rPr>
+      </w:r>
+    </w:p>
+    <w:p>
+      <w:pPr>
         <w:widowControl/>
         <w:spacing w:after="160"/>
         <w:jc w:val="both"/>
@@ -5078,8 +4910,7 @@
     <w:pPrDefault>
       <w:pPr>
         <w:widowControl/>
-        <w:keepLines/>
-        <w:spacing w:after="160"/>
+        <w:spacing w:after="200" w:line="276" w:lineRule="auto"/>
         <w:jc w:val="both"/>
       </w:pPr>
     </w:pPrDefault>
@@ -5094,7 +4925,7 @@
       <w:keepNext/>
       <w:keepLines/>
       <w:widowControl/>
-      <w:spacing w:before="240" w:after="0"/>
+      <w:spacing w:before="240" w:after="200"/>
     </w:pPr>
     <w:rPr>
       <w:rFonts w:ascii="Times New Roman" w:hAnsi="Times New Roman"/>
@@ -5109,7 +4940,7 @@
       <w:keepNext/>
       <w:keepLines/>
       <w:widowControl/>
-      <w:spacing w:before="240" w:after="0"/>
+      <w:spacing w:before="240" w:after="200"/>
     </w:pPr>
     <w:rPr>
       <w:rFonts w:ascii="Times New Roman" w:hAnsi="Times New Roman"/>
@@ -5124,7 +4955,7 @@
       <w:keepNext/>
       <w:keepLines/>
       <w:widowControl/>
-      <w:spacing w:before="240" w:after="0"/>
+      <w:spacing w:before="240" w:after="200"/>
     </w:pPr>
     <w:rPr>
       <w:rFonts w:ascii="Times New Roman" w:hAnsi="Times New Roman"/>

--- a/docs/word/SMMMDE - FPSLLC Operating Agreement - Manager-Managed Single Member (Disregarded) - DRAFT.docx
+++ b/docs/word/SMMMDE - FPSLLC Operating Agreement - Manager-Managed Single Member (Disregarded) - DRAFT.docx
@@ -1198,6 +1198,7 @@
     </w:p>
     <w:p>
       <w:pPr>
+        <w:keepNext/>
         <w:widowControl/>
         <w:spacing w:after="160"/>
         <w:jc w:val="both"/>
@@ -2206,6 +2207,7 @@
     </w:p>
     <w:p>
       <w:pPr>
+        <w:keepNext/>
         <w:widowControl/>
         <w:spacing w:after="160"/>
         <w:jc w:val="both"/>
@@ -3616,6 +3618,7 @@
     </w:p>
     <w:p>
       <w:pPr>
+        <w:keepNext/>
         <w:widowControl/>
         <w:spacing w:after="160"/>
         <w:jc w:val="both"/>

--- a/docs/word/SMMMDE - FPSLLC Operating Agreement - Manager-Managed Single Member (Disregarded) - DRAFT.docx
+++ b/docs/word/SMMMDE - FPSLLC Operating Agreement - Manager-Managed Single Member (Disregarded) - DRAFT.docx
@@ -4166,7 +4166,7 @@
           <w:sz w:val="24"/>
           <w:szCs w:val="24"/>
         </w:rPr>
-        <w:t xml:space="preserve">[NAME], Protected Series Manager</w:t>
+        <w:t xml:space="preserve">[ADOPTER NAME], Protected Series Manager</w:t>
       </w:r>
     </w:p>
     <w:p>

--- a/docs/word/SMMMDE - FPSLLC Operating Agreement - Manager-Managed Single Member (Disregarded) - DRAFT.docx
+++ b/docs/word/SMMMDE - FPSLLC Operating Agreement - Manager-Managed Single Member (Disregarded) - DRAFT.docx
@@ -1547,7 +1547,7 @@
           <w:sz w:val="24"/>
           <w:szCs w:val="24"/>
         </w:rPr>
-        <w:t xml:space="preserve"> as provided in its Articles of Organization and this Agreement. [MANAGER APPOINTMENT] If more than one person is serving as Manager, every act, approval, consent, decision, or determination of the Manager under this Agreement requires the approval of a majority of the Managers then serving, and no Manager acting alone has actual authority to act for the Company or for any Protected Series. Anything required to be delivered to the Manager may be delivered to any Manager, and a covenant, restriction, or standard of conduct stated in this Agreement as applying to the Manager applies to each Manager individually. This Section governs among the Member and the Managers; it does not affect the agency rights of a Manager under s. 605.04074(2)(b), Florida Statutes, as to a person who dealt with the Manager without knowledge or notice that the Manager lacked authority. A Manager need not be a Member. A Manager serves until that Manager's resignation, removal by the Member, death, or Incapacity; the Member may remove and replace a Manager, appoint an additional Manager, and shall fill any vacancy, by a signed writing delivered to the Company. If a Manager ceases to serve as Manager for any reason, the remaining Managers shall continue to serve.</w:t>
+        <w:t xml:space="preserve"> as provided in its Articles of Organization and this Agreement. The initial Manager is [MANAGER NAMES].The initial Managers are [MANAGER NAMES]. If more than one person is serving as Manager, every act, approval, consent, decision, or determination of the Manager under this Agreement requires the approval of a majority of the Managers then serving, and no Manager acting alone has actual authority to act for the Company or for any Protected Series. Anything required to be delivered to the Manager may be delivered to any Manager, and a covenant, restriction, or standard of conduct stated in this Agreement as applying to the Manager applies to each Manager individually. This Section governs among the Member and the Managers; it does not affect the agency rights of a Manager under s. 605.04074(2)(b), Florida Statutes, as to a person who dealt with the Manager without knowledge or notice that the Manager lacked authority. A Manager need not be a Member. A Manager serves until that Manager's resignation, removal by the Member, death, or Incapacity; the Member may remove and replace a Manager, appoint an additional Manager, and shall fill any vacancy, by a signed writing delivered to the Company. If a Manager ceases to serve as Manager for any reason, the remaining Managers shall continue to serve.</w:t>
       </w:r>
     </w:p>
     <w:p>
@@ -3101,20 +3101,44 @@
         </w:rPr>
         <w:t xml:space="preserve">ACKNOWLEDGED AND AGREED BY MANAGER:</w:t>
       </w:r>
-    </w:p>
-    <w:p>
-      <w:pPr>
-        <w:widowControl/>
-        <w:spacing w:after="160"/>
-        <w:jc w:val="both"/>
-      </w:pPr>
-      <w:r>
-        <w:rPr>
-          <w:rFonts w:ascii="Times New Roman" w:hAnsi="Times New Roman"/>
-          <w:sz w:val="24"/>
-          <w:szCs w:val="24"/>
-        </w:rPr>
-        <w:t xml:space="preserve">[MANAGER SIGNATURE BLOCKS]</w:t>
+      <w:r>
+        <w:rPr>
+          <w:rFonts w:ascii="Times New Roman" w:hAnsi="Times New Roman"/>
+          <w:b/>
+          <w:sz w:val="24"/>
+          <w:szCs w:val="24"/>
+        </w:rPr>
+        <w:t xml:space="preserve">ACKNOWLEDGED AND AGREED BY MANAGERS:</w:t>
+      </w:r>
+    </w:p>
+    <w:p>
+      <w:pPr>
+        <w:widowControl/>
+        <w:spacing w:after="160"/>
+        <w:jc w:val="both"/>
+      </w:pPr>
+      <w:r>
+        <w:rPr>
+          <w:rFonts w:ascii="Times New Roman" w:hAnsi="Times New Roman"/>
+          <w:sz w:val="24"/>
+          <w:szCs w:val="24"/>
+        </w:rPr>
+        <w:t xml:space="preserve">_____________________________</w:t>
+      </w:r>
+    </w:p>
+    <w:p>
+      <w:pPr>
+        <w:widowControl/>
+        <w:spacing w:after="160"/>
+        <w:jc w:val="both"/>
+      </w:pPr>
+      <w:r>
+        <w:rPr>
+          <w:rFonts w:ascii="Times New Roman" w:hAnsi="Times New Roman"/>
+          <w:sz w:val="24"/>
+          <w:szCs w:val="24"/>
+        </w:rPr>
+        <w:t xml:space="preserve">[MANAGER NAME], Manager</w:t>
       </w:r>
     </w:p>
     <w:p>
@@ -4137,6 +4161,15 @@
           <w:szCs w:val="24"/>
         </w:rPr>
         <w:t xml:space="preserve">Adopted effective [DATE] by the Company, acting through its Manager:</w:t>
+      </w:r>
+      <w:r>
+        <w:rPr>
+          <w:rFonts w:ascii="Times New Roman" w:hAnsi="Times New Roman"/>
+          <w:b/>
+          <w:sz w:val="24"/>
+          <w:szCs w:val="24"/>
+        </w:rPr>
+        <w:t xml:space="preserve">Adopted effective [DATE] by the Company, acting through its Managers:</w:t>
       </w:r>
     </w:p>
     <w:p>

--- a/docs/word/SMMMDE - FPSLLC Operating Agreement - Manager-Managed Single Member (Disregarded) - DRAFT.docx
+++ b/docs/word/SMMMDE - FPSLLC Operating Agreement - Manager-Managed Single Member (Disregarded) - DRAFT.docx
@@ -4900,6 +4900,22 @@
           <w:szCs w:val="24"/>
         </w:rPr>
         <w:t xml:space="preserve">Form document — [COMPANY NAME], LLC Operating Agreement (Manager-Managed, Single Member / Disregarded Entity), v1 draft. Statutory citations verified against Online Sunshine on August 3, 2026: ss. 605.2103, 605.2107, 605.2201, 605.2202, 605.2301, 605.2401, 605.2501, 605.2604, 48.062, 711.50–711.512, Fla. Stat.</w:t>
+      </w:r>
+    </w:p>
+    <w:p>
+      <w:pPr>
+        <w:widowControl/>
+        <w:spacing w:after="160"/>
+        <w:jc w:val="both"/>
+      </w:pPr>
+      <w:r>
+        <w:rPr>
+          <w:rFonts w:ascii="Times New Roman" w:hAnsi="Times New Roman"/>
+          <w:i/>
+          <w:sz w:val="24"/>
+          <w:szCs w:val="24"/>
+        </w:rPr>
+        <w:t xml:space="preserve">[TITLE] of [COMPANY NAME], LLC — generated by MyFloridaSeriesLLC · Master [EDITION]</w:t>
       </w:r>
     </w:p>
     <w:sectPr>

--- a/docs/word/SMMMDE - FPSLLC Operating Agreement - Manager-Managed Single Member (Disregarded) - DRAFT.docx
+++ b/docs/word/SMMMDE - FPSLLC Operating Agreement - Manager-Managed Single Member (Disregarded) - DRAFT.docx
@@ -3957,7 +3957,7 @@
                 <w:sz w:val="22"/>
                 <w:szCs w:val="22"/>
               </w:rPr>
-              <w:t xml:space="preserve">By the Company: $[AMOUNT] on [DATE] [and/or described property]</w:t>
+              <w:t xml:space="preserve">By the Company: [CONTRIBUTION]</w:t>
             </w:r>
           </w:p>
         </w:tc>

--- a/docs/word/SMMMDE - FPSLLC Operating Agreement - Manager-Managed Single Member (Disregarded) - DRAFT.docx
+++ b/docs/word/SMMMDE - FPSLLC Operating Agreement - Manager-Managed Single Member (Disregarded) - DRAFT.docx
@@ -1466,7 +1466,7 @@
           <w:sz w:val="24"/>
           <w:szCs w:val="24"/>
         </w:rPr>
-        <w:t xml:space="preserve"> The Membership Interest is "registered" with the Company within the meaning of s. 711.501(7), Florida Statutes. Exhibit A serves as the initial "registration in beneficiary form" under ss. 711.50–711.512, Florida Statutes, and reflects the Member's designation, if any, of the person or persons who will become the owner of the Membership Interest upon the Member's death. The Member may designate any person or entity as a beneficiary. The Member may change, delete, or add a TOD designation by a signed writing, witnessed by two witnesses, delivered to the Manager; the change is effective upon receipt unless the Manager objects in writing within seven (7) days, and the Manager shall thereafter update Exhibit A (though updating is not required for effectiveness). A beneficiary who becomes the owner of the Membership Interest under this Section succeeds to the Membership Interest subject to this Agreement and is admitted as the Member upon delivery to the Company of a written agreement to be bound by this Agreement.</w:t>
+        <w:t xml:space="preserve"> The Membership Interest is "registered" with the Company within the meaning of s. 711.501(7), Florida Statutes. Exhibit A serves as the initial "registration in beneficiary form" under ss. 711.50–711.512, Florida Statutes, and reflects the Member's designation, if any, of the person or persons who will become the owner of the Membership Interest upon the Member's death. The Member, if an individual, may designate any person or entity as a beneficiary. The Member may change, delete, or add a TOD designation by a signed writing, witnessed by two witnesses, delivered to the Manager; the change is effective upon receipt unless the Manager objects in writing within seven (7) days, and the Manager shall thereafter update Exhibit A (though updating is not required for effectiveness). A beneficiary who becomes the owner of the Membership Interest under this Section succeeds to the Membership Interest subject to this Agreement and is admitted as the Member upon delivery to the Company of a written agreement to be bound by this Agreement.</w:t>
       </w:r>
     </w:p>
     <w:p>

--- a/docs/word/SMMMDE - FPSLLC Operating Agreement - Manager-Managed Single Member (Disregarded) - DRAFT.docx
+++ b/docs/word/SMMMDE - FPSLLC Operating Agreement - Manager-Managed Single Member (Disregarded) - DRAFT.docx
@@ -1491,6 +1491,30 @@
           <w:szCs w:val="24"/>
         </w:rPr>
         <w:t xml:space="preserve"> While the Member is Incapacitated, the Member's rights under this Agreement — including the right to vote, to consent, and to sign any instrument — are exercised by the Member's agent under a durable power of attorney conferring that authority or, if there is none, by the Member's court-appointed guardian. The Company and the Manager may rely on a certified copy of the power of attorney or of the letters of guardianship without further inquiry.</w:t>
+      </w:r>
+    </w:p>
+    <w:p>
+      <w:pPr>
+        <w:widowControl/>
+        <w:spacing w:after="160"/>
+        <w:jc w:val="both"/>
+      </w:pPr>
+      <w:r>
+        <w:rPr>
+          <w:rFonts w:ascii="Times New Roman" w:hAnsi="Times New Roman"/>
+          <w:b/>
+          <w:sz w:val="24"/>
+          <w:szCs w:val="24"/>
+        </w:rPr>
+        <w:t xml:space="preserve">4.8 Bankruptcy or Insolvency of the Member.</w:t>
+      </w:r>
+      <w:r>
+        <w:rPr>
+          <w:rFonts w:ascii="Times New Roman" w:hAnsi="Times New Roman"/>
+          <w:sz w:val="24"/>
+          <w:szCs w:val="24"/>
+        </w:rPr>
+        <w:t xml:space="preserve"> The Member is not dissociated, and the Membership Interest is not forfeited, terminated, or modified, by reason of the Member becoming a debtor in bankruptcy, executing an assignment for the benefit of creditors, or the appointment of a trustee, receiver, or liquidator of the Member or of all or substantially all of the Member's property, and each such event is excluded as an event of dissociation under s. 605.0602, Florida Statutes. The Manager continues in office with the authority stated in this Agreement, and the Company and each Protected Series continue without dissolution or winding up. A person who succeeds to all or any part of the Membership Interest by reason of such an event holds it subject to this Agreement and is admitted as the Member upon delivery to the Company of a written agreement to be bound by this Agreement.</w:t>
       </w:r>
     </w:p>
     <w:p>

--- a/docs/word/SMMMDE - FPSLLC Operating Agreement - Manager-Managed Single Member (Disregarded) - DRAFT.docx
+++ b/docs/word/SMMMDE - FPSLLC Operating Agreement - Manager-Managed Single Member (Disregarded) - DRAFT.docx
@@ -3059,7 +3059,7 @@
           <w:sz w:val="24"/>
           <w:szCs w:val="24"/>
         </w:rPr>
-        <w:t xml:space="preserve">IN WITNESS WHEREOF, the undersigned have executed this Agreement effective as of the Effective Date.</w:t>
+        <w:t xml:space="preserve">IN WITNESS WHEREOF, the undersigned have executed this Agreement effective as of the date(s) set forth below.</w:t>
       </w:r>
     </w:p>
     <w:p>
@@ -3119,6 +3119,22 @@
       <w:r>
         <w:rPr>
           <w:rFonts w:ascii="Times New Roman" w:hAnsi="Times New Roman"/>
+          <w:sz w:val="24"/>
+          <w:szCs w:val="24"/>
+        </w:rPr>
+        <w:t xml:space="preserve">Date: _____________________________</w:t>
+      </w:r>
+    </w:p>
+    <w:p>
+      <w:pPr>
+        <w:keepNext/>
+        <w:widowControl/>
+        <w:spacing w:after="160"/>
+        <w:jc w:val="both"/>
+      </w:pPr>
+      <w:r>
+        <w:rPr>
+          <w:rFonts w:ascii="Times New Roman" w:hAnsi="Times New Roman"/>
           <w:b/>
           <w:sz w:val="24"/>
           <w:szCs w:val="24"/>
@@ -3163,6 +3179,22 @@
           <w:szCs w:val="24"/>
         </w:rPr>
         <w:t xml:space="preserve">[MANAGER NAME], Manager</w:t>
+      </w:r>
+    </w:p>
+    <w:p>
+      <w:pPr>
+        <w:keepNext/>
+        <w:widowControl/>
+        <w:spacing w:after="160"/>
+        <w:jc w:val="both"/>
+      </w:pPr>
+      <w:r>
+        <w:rPr>
+          <w:rFonts w:ascii="Times New Roman" w:hAnsi="Times New Roman"/>
+          <w:sz w:val="24"/>
+          <w:szCs w:val="24"/>
+        </w:rPr>
+        <w:t xml:space="preserve">Date: _____________________________</w:t>
       </w:r>
     </w:p>
     <w:p>
@@ -3564,6 +3596,63 @@
                 <w:szCs w:val="22"/>
               </w:rPr>
               <w:t xml:space="preserve">[DATE]</w:t>
+            </w:r>
+          </w:p>
+        </w:tc>
+      </w:tr>
+      <w:tr>
+        <w:trPr>
+          <w:cantSplit/>
+        </w:trPr>
+        <w:tc>
+          <w:tcPr>
+            <w:tcW w:w="4680" w:type="dxa"/>
+            <w:tcMar>
+              <w:top w:w="60" w:type="dxa"/>
+              <w:left w:w="108" w:type="dxa"/>
+              <w:bottom w:w="60" w:type="dxa"/>
+              <w:right w:w="108" w:type="dxa"/>
+            </w:tcMar>
+          </w:tcPr>
+          <w:p>
+            <w:pPr>
+              <w:keepLines/>
+              <w:widowControl/>
+              <w:spacing w:before="40" w:after="40"/>
+            </w:pPr>
+            <w:r>
+              <w:rPr>
+                <w:rFonts w:ascii="Times New Roman" w:hAnsi="Times New Roman"/>
+                <w:sz w:val="22"/>
+                <w:szCs w:val="22"/>
+              </w:rPr>
+              <w:t xml:space="preserve">Initial contributions to Protected Series (treated as contributed first to the Company and then by the Company to the series)</w:t>
+            </w:r>
+          </w:p>
+        </w:tc>
+        <w:tc>
+          <w:tcPr>
+            <w:tcW w:w="4680" w:type="dxa"/>
+            <w:tcMar>
+              <w:top w:w="60" w:type="dxa"/>
+              <w:left w:w="108" w:type="dxa"/>
+              <w:bottom w:w="60" w:type="dxa"/>
+              <w:right w:w="108" w:type="dxa"/>
+            </w:tcMar>
+          </w:tcPr>
+          <w:p>
+            <w:pPr>
+              <w:keepLines/>
+              <w:widowControl/>
+              <w:spacing w:before="40" w:after="40"/>
+            </w:pPr>
+            <w:r>
+              <w:rPr>
+                <w:rFonts w:ascii="Times New Roman" w:hAnsi="Times New Roman"/>
+                <w:sz w:val="22"/>
+                <w:szCs w:val="22"/>
+              </w:rPr>
+              <w:t xml:space="preserve">[SERIES CONTRIBUTIONS]</w:t>
             </w:r>
           </w:p>
         </w:tc>

--- a/docs/word/SMMMDE - FPSLLC Operating Agreement - Manager-Managed Single Member (Disregarded) - DRAFT.docx
+++ b/docs/word/SMMMDE - FPSLLC Operating Agreement - Manager-Managed Single Member (Disregarded) - DRAFT.docx
@@ -3626,7 +3626,7 @@
                 <w:sz w:val="22"/>
                 <w:szCs w:val="22"/>
               </w:rPr>
-              <w:t xml:space="preserve">Initial contributions to Protected Series (treated as contributed first to the Company and then by the Company to the series)</w:t>
+              <w:t xml:space="preserve">Capital allocated by the Company to Protected Series</w:t>
             </w:r>
           </w:p>
         </w:tc>
@@ -3653,6 +3653,63 @@
                 <w:szCs w:val="22"/>
               </w:rPr>
               <w:t xml:space="preserve">[SERIES CONTRIBUTIONS]</w:t>
+            </w:r>
+          </w:p>
+        </w:tc>
+      </w:tr>
+      <w:tr>
+        <w:trPr>
+          <w:cantSplit/>
+        </w:trPr>
+        <w:tc>
+          <w:tcPr>
+            <w:tcW w:w="4680" w:type="dxa"/>
+            <w:tcMar>
+              <w:top w:w="60" w:type="dxa"/>
+              <w:left w:w="108" w:type="dxa"/>
+              <w:bottom w:w="60" w:type="dxa"/>
+              <w:right w:w="108" w:type="dxa"/>
+            </w:tcMar>
+          </w:tcPr>
+          <w:p>
+            <w:pPr>
+              <w:keepLines/>
+              <w:widowControl/>
+              <w:spacing w:before="40" w:after="40"/>
+            </w:pPr>
+            <w:r>
+              <w:rPr>
+                <w:rFonts w:ascii="Times New Roman" w:hAnsi="Times New Roman"/>
+                <w:sz w:val="22"/>
+                <w:szCs w:val="22"/>
+              </w:rPr>
+              <w:t xml:space="preserve">Retained by the Company</w:t>
+            </w:r>
+          </w:p>
+        </w:tc>
+        <w:tc>
+          <w:tcPr>
+            <w:tcW w:w="4680" w:type="dxa"/>
+            <w:tcMar>
+              <w:top w:w="60" w:type="dxa"/>
+              <w:left w:w="108" w:type="dxa"/>
+              <w:bottom w:w="60" w:type="dxa"/>
+              <w:right w:w="108" w:type="dxa"/>
+            </w:tcMar>
+          </w:tcPr>
+          <w:p>
+            <w:pPr>
+              <w:keepLines/>
+              <w:widowControl/>
+              <w:spacing w:before="40" w:after="40"/>
+            </w:pPr>
+            <w:r>
+              <w:rPr>
+                <w:rFonts w:ascii="Times New Roman" w:hAnsi="Times New Roman"/>
+                <w:sz w:val="22"/>
+                <w:szCs w:val="22"/>
+              </w:rPr>
+              <w:t xml:space="preserve">[RETAINED]</w:t>
             </w:r>
           </w:p>
         </w:tc>

--- a/docs/word/SMMMDE - FPSLLC Operating Agreement - Manager-Managed Single Member (Disregarded) - DRAFT.docx
+++ b/docs/word/SMMMDE - FPSLLC Operating Agreement - Manager-Managed Single Member (Disregarded) - DRAFT.docx
@@ -3725,6 +3725,156 @@
           <w:rFonts w:ascii="Times New Roman" w:hAnsi="Times New Roman"/>
           <w:sz w:val="24"/>
         </w:rPr>
+      </w:r>
+    </w:p>
+    <w:p>
+      <w:pPr>
+        <w:keepNext/>
+        <w:widowControl/>
+        <w:spacing w:after="160"/>
+        <w:jc w:val="both"/>
+      </w:pPr>
+      <w:r>
+        <w:rPr>
+          <w:rFonts w:ascii="Times New Roman" w:hAnsi="Times New Roman"/>
+          <w:b/>
+          <w:sz w:val="24"/>
+          <w:szCs w:val="24"/>
+        </w:rPr>
+        <w:t xml:space="preserve">Contributed assets:</w:t>
+      </w:r>
+    </w:p>
+    <w:tbl>
+      <w:tblPr>
+        <w:tblStyle w:val="TableGrid"/>
+        <w:tblW w:w="0" w:type="auto"/>
+        <w:tblBorders>
+          <w:top w:val="single" w:sz="4" w:space="0" w:color="999999"/>
+          <w:left w:val="single" w:sz="4" w:space="0" w:color="999999"/>
+          <w:bottom w:val="single" w:sz="4" w:space="0" w:color="999999"/>
+          <w:right w:val="single" w:sz="4" w:space="0" w:color="999999"/>
+          <w:insideH w:val="single" w:sz="4" w:space="0" w:color="999999"/>
+          <w:insideV w:val="single" w:sz="4" w:space="0" w:color="999999"/>
+        </w:tblBorders>
+      </w:tblPr>
+      <w:tblGrid>
+        <w:gridCol w:w="3120"/>
+        <w:gridCol w:w="3120"/>
+        <w:gridCol w:w="3120"/>
+      </w:tblGrid>
+      <w:tr>
+        <w:trPr>
+          <w:tblHeader/>
+          <w:cantSplit/>
+        </w:trPr>
+        <w:tc>
+          <w:tcPr>
+            <w:tcW w:w="3120" w:type="dxa"/>
+            <w:tcMar>
+              <w:top w:w="60" w:type="dxa"/>
+              <w:left w:w="108" w:type="dxa"/>
+              <w:bottom w:w="60" w:type="dxa"/>
+              <w:right w:w="108" w:type="dxa"/>
+            </w:tcMar>
+          </w:tcPr>
+          <w:p>
+            <w:pPr>
+              <w:keepLines/>
+              <w:widowControl/>
+              <w:spacing w:before="40" w:after="40"/>
+            </w:pPr>
+            <w:r>
+              <w:rPr>
+                <w:rFonts w:ascii="Times New Roman" w:hAnsi="Times New Roman"/>
+                <w:b/>
+                <w:sz w:val="22"/>
+                <w:szCs w:val="22"/>
+              </w:rPr>
+              <w:t xml:space="preserve">Asset</w:t>
+            </w:r>
+          </w:p>
+        </w:tc>
+        <w:tc>
+          <w:tcPr>
+            <w:tcW w:w="3120" w:type="dxa"/>
+            <w:tcMar>
+              <w:top w:w="60" w:type="dxa"/>
+              <w:left w:w="108" w:type="dxa"/>
+              <w:bottom w:w="60" w:type="dxa"/>
+              <w:right w:w="108" w:type="dxa"/>
+            </w:tcMar>
+          </w:tcPr>
+          <w:p>
+            <w:pPr>
+              <w:keepLines/>
+              <w:widowControl/>
+              <w:spacing w:before="40" w:after="40"/>
+            </w:pPr>
+            <w:r>
+              <w:rPr>
+                <w:rFonts w:ascii="Times New Roman" w:hAnsi="Times New Roman"/>
+                <w:b/>
+                <w:sz w:val="22"/>
+                <w:szCs w:val="22"/>
+              </w:rPr>
+              <w:t xml:space="preserve">Agreed value</w:t>
+            </w:r>
+          </w:p>
+        </w:tc>
+        <w:tc>
+          <w:tcPr>
+            <w:tcW w:w="3120" w:type="dxa"/>
+            <w:tcMar>
+              <w:top w:w="60" w:type="dxa"/>
+              <w:left w:w="108" w:type="dxa"/>
+              <w:bottom w:w="60" w:type="dxa"/>
+              <w:right w:w="108" w:type="dxa"/>
+            </w:tcMar>
+          </w:tcPr>
+          <w:p>
+            <w:pPr>
+              <w:keepLines/>
+              <w:widowControl/>
+              <w:spacing w:before="40" w:after="40"/>
+            </w:pPr>
+            <w:r>
+              <w:rPr>
+                <w:rFonts w:ascii="Times New Roman" w:hAnsi="Times New Roman"/>
+                <w:b/>
+                <w:sz w:val="22"/>
+                <w:szCs w:val="22"/>
+              </w:rPr>
+              <w:t xml:space="preserve">Allocated to</w:t>
+            </w:r>
+          </w:p>
+        </w:tc>
+      </w:tr>
+    </w:tbl>
+    <w:p>
+      <w:pPr>
+        <w:widowControl/>
+        <w:spacing w:after="160"/>
+      </w:pPr>
+      <w:r>
+        <w:rPr>
+          <w:rFonts w:ascii="Times New Roman" w:hAnsi="Times New Roman"/>
+          <w:sz w:val="24"/>
+        </w:rPr>
+      </w:r>
+    </w:p>
+    <w:p>
+      <w:pPr>
+        <w:widowControl/>
+        <w:spacing w:after="160"/>
+        <w:jc w:val="both"/>
+      </w:pPr>
+      <w:r>
+        <w:rPr>
+          <w:rFonts w:ascii="Times New Roman" w:hAnsi="Times New Roman"/>
+          <w:sz w:val="24"/>
+          <w:szCs w:val="24"/>
+        </w:rPr>
+        <w:t xml:space="preserve">| [ASSET] | [ASSET VALUE] | [ASSET TO] |</w:t>
       </w:r>
     </w:p>
     <w:p>

--- a/docs/word/SMMMDE - FPSLLC Operating Agreement - Manager-Managed Single Member (Disregarded) - DRAFT.docx
+++ b/docs/word/SMMMDE - FPSLLC Operating Agreement - Manager-Managed Single Member (Disregarded) - DRAFT.docx
@@ -4392,63 +4392,6 @@
                 <w:szCs w:val="22"/>
               </w:rPr>
               <w:t xml:space="preserve">[None / variations from the base Agreement — may not vary Article 8 or non-variable provisions of the Act]</w:t>
-            </w:r>
-          </w:p>
-        </w:tc>
-      </w:tr>
-      <w:tr>
-        <w:trPr>
-          <w:cantSplit/>
-        </w:trPr>
-        <w:tc>
-          <w:tcPr>
-            <w:tcW w:w="4680" w:type="dxa"/>
-            <w:tcMar>
-              <w:top w:w="60" w:type="dxa"/>
-              <w:left w:w="108" w:type="dxa"/>
-              <w:bottom w:w="60" w:type="dxa"/>
-              <w:right w:w="108" w:type="dxa"/>
-            </w:tcMar>
-          </w:tcPr>
-          <w:p>
-            <w:pPr>
-              <w:keepLines/>
-              <w:widowControl/>
-              <w:spacing w:before="40" w:after="40"/>
-            </w:pPr>
-            <w:r>
-              <w:rPr>
-                <w:rFonts w:ascii="Times New Roman" w:hAnsi="Times New Roman"/>
-                <w:sz w:val="22"/>
-                <w:szCs w:val="22"/>
-              </w:rPr>
-              <w:t xml:space="preserve">Dissolution events specific to this Protected Series (if any)</w:t>
-            </w:r>
-          </w:p>
-        </w:tc>
-        <w:tc>
-          <w:tcPr>
-            <w:tcW w:w="4680" w:type="dxa"/>
-            <w:tcMar>
-              <w:top w:w="60" w:type="dxa"/>
-              <w:left w:w="108" w:type="dxa"/>
-              <w:bottom w:w="60" w:type="dxa"/>
-              <w:right w:w="108" w:type="dxa"/>
-            </w:tcMar>
-          </w:tcPr>
-          <w:p>
-            <w:pPr>
-              <w:keepLines/>
-              <w:widowControl/>
-              <w:spacing w:before="40" w:after="40"/>
-            </w:pPr>
-            <w:r>
-              <w:rPr>
-                <w:rFonts w:ascii="Times New Roman" w:hAnsi="Times New Roman"/>
-                <w:sz w:val="22"/>
-                <w:szCs w:val="22"/>
-              </w:rPr>
-              <w:t xml:space="preserve">[None / describe]</w:t>
             </w:r>
           </w:p>
         </w:tc>

--- a/docs/word/SMMMDE - FPSLLC Operating Agreement - Manager-Managed Single Member (Disregarded) - DRAFT.docx
+++ b/docs/word/SMMMDE - FPSLLC Operating Agreement - Manager-Managed Single Member (Disregarded) - DRAFT.docx
@@ -1466,7 +1466,7 @@
           <w:sz w:val="24"/>
           <w:szCs w:val="24"/>
         </w:rPr>
-        <w:t xml:space="preserve"> The Membership Interest is "registered" with the Company within the meaning of s. 711.501(7), Florida Statutes. Exhibit A serves as the initial "registration in beneficiary form" under ss. 711.50–711.512, Florida Statutes, and reflects the Member's designation, if any, of the person or persons who will become the owner of the Membership Interest upon the Member's death. The Member, if an individual, may designate any person or entity as a beneficiary. The Member may change, delete, or add a TOD designation by a signed writing, witnessed by two witnesses, delivered to the Manager; the change is effective upon receipt unless the Manager objects in writing within seven (7) days, and the Manager shall thereafter update Exhibit A (though updating is not required for effectiveness). A beneficiary who becomes the owner of the Membership Interest under this Section succeeds to the Membership Interest subject to this Agreement and is admitted as the Member upon delivery to the Company of a written agreement to be bound by this Agreement.</w:t>
+        <w:t xml:space="preserve"> The Membership Interest is "registered" with the Company within the meaning of s. 711.501(7), Florida Statutes. Exhibit A serves as the initial "registration in beneficiary form" under ss. 711.50–711.512, Florida Statutes, and reflects the Member's designation, if any, of the person or persons who will become the owner of the Membership Interest upon the Member's death. The Member, if an individual, may designate any person or entity as a beneficiary. A designation may name a backup beneficiary to take if the first beneficiary does not survive the Member. The Member may change, delete, or add a TOD designation by a signed writing, witnessed by two witnesses, delivered to the Manager; the change is effective upon receipt unless the Manager objects in writing within seven (7) days, and the Manager shall thereafter update Exhibit A (though updating is not required for effectiveness). A beneficiary who becomes the owner of the Membership Interest under this Section succeeds to the Membership Interest subject to this Agreement and is admitted as the Member upon delivery to the Company of a written agreement to be bound by this Agreement.</w:t>
       </w:r>
     </w:p>
     <w:p>
@@ -3916,6 +3916,23 @@
           <w:szCs w:val="24"/>
         </w:rPr>
         <w:t xml:space="preserve">[TOD BENEFICIARY NAME(S)]</w:t>
+      </w:r>
+      <w:r>
+        <w:rPr>
+          <w:rFonts w:ascii="Times New Roman" w:hAnsi="Times New Roman"/>
+          <w:sz w:val="24"/>
+          <w:szCs w:val="24"/>
+        </w:rPr>
+        <w:t xml:space="preserve">, or if that beneficiary does not survive the Member, to </w:t>
+      </w:r>
+      <w:r>
+        <w:rPr>
+          <w:rFonts w:ascii="Times New Roman" w:hAnsi="Times New Roman"/>
+          <w:b/>
+          <w:sz w:val="24"/>
+          <w:szCs w:val="24"/>
+        </w:rPr>
+        <w:t xml:space="preserve">[TOD BACKUP NAME(S)]</w:t>
       </w:r>
       <w:r>
         <w:rPr>
